--- a/examples/template-editor/sample.docx
+++ b/examples/template-editor/sample.docx
@@ -403,6 +403,7 @@
     <w:name w:val="Heading1"/>
     <w:basedOn w:val="Normal"/>
     <w:pPr>
+      <w:keepNext/>
       <w:jc w:val="left"/>
       <w:spacing w:before="230" w:after="150"/>
     </w:pPr>
